--- a/vault/20_projects/prj-job-hunt-2026/assets/Sean_Winslow_Resume_AI_PM_UPDATED.docx
+++ b/vault/20_projects/prj-job-hunt-2026/assets/Sean_Winslow_Resume_AI_PM_UPDATED.docx
@@ -33,7 +33,7 @@
         </w:rPr>
         <w:t xml:space="preserve">(917) 886-1251  |  </w:t>
       </w:r>
-      <w:hyperlink w:history="1" r:id="rIdcvmh5qni841f1g98ig46b">
+      <w:hyperlink w:history="1" r:id="rIdoiypwkzraijeetdx-74rh">
         <w:r>
           <w:rPr>
             <w:rFonts w:ascii="Calibri" w:cs="Calibri" w:eastAsia="Calibri" w:hAnsi="Calibri"/>
@@ -53,7 +53,7 @@
         </w:rPr>
         <w:t xml:space="preserve">  |  </w:t>
       </w:r>
-      <w:hyperlink w:history="1" r:id="rIdgovd81feozzddy_hbziym">
+      <w:hyperlink w:history="1" r:id="rId-inkmrid3kzi5s_f0gwqo">
         <w:r>
           <w:rPr>
             <w:rFonts w:ascii="Calibri" w:cs="Calibri" w:eastAsia="Calibri" w:hAnsi="Calibri"/>
@@ -73,7 +73,7 @@
         </w:rPr>
         <w:t xml:space="preserve">  |  </w:t>
       </w:r>
-      <w:hyperlink w:history="1" r:id="rIdwixkbike_h2obpzknhrpl">
+      <w:hyperlink w:history="1" r:id="rIdrigp1jysucwtme0ez2fm5">
         <w:r>
           <w:rPr>
             <w:rFonts w:ascii="Calibri" w:cs="Calibri" w:eastAsia="Calibri" w:hAnsi="Calibri"/>
@@ -93,7 +93,7 @@
         </w:rPr>
         <w:t xml:space="preserve">  |  </w:t>
       </w:r>
-      <w:hyperlink w:history="1" r:id="rIdtmrbvzrxuqvzvozhtzxj4">
+      <w:hyperlink w:history="1" r:id="rId2ge5zqaugtyu3o07ckj_w">
         <w:r>
           <w:rPr>
             <w:rFonts w:ascii="Calibri" w:cs="Calibri" w:eastAsia="Calibri" w:hAnsi="Calibri"/>
@@ -513,25 +513,25 @@
           <w:sz w:val="20"/>
           <w:szCs w:val="20"/>
         </w:rPr>
-        <w:t xml:space="preserve">Shipped 3 production Claude Skills (ETF page creation, stakeholder updates, Jira automation), each scoped with a human-in-the-loop review gate — direct delivery of P&amp;E Q2 OKR KR3, saving an estimated [X hrs/week] of manual work across the team.</w:t>
-      </w:r>
-    </w:p>
-    <w:p>
-      <w:pPr>
-        <w:pStyle w:val="ListParagraph"/>
-        <w:numPr>
-          <w:ilvl w:val="0"/>
-          <w:numId w:val="2"/>
-        </w:numPr>
-        <w:spacing w:after="50" w:line="252"/>
-      </w:pPr>
-      <w:r>
-        <w:rPr>
-          <w:rFonts w:ascii="Calibri" w:cs="Calibri" w:eastAsia="Calibri" w:hAnsi="Calibri"/>
-          <w:sz w:val="20"/>
-          <w:szCs w:val="20"/>
-        </w:rPr>
-        <w:t xml:space="preserve">Built an end-to-end RevOps automation pipeline (11 Zapier workflows, 10 product-specific intake forms, central Tables database) turning a Salesforce “Closed Won” trigger into auto-created Jira tickets, personalized client intake emails, and routed Slack notifications — eliminating 7 manual handoff steps (~[X hrs] per deal).</w:t>
+        <w:t xml:space="preserve">Shipped 3 production Claude Skills (ETF page creation, stakeholder updates, Jira automation), each scoped with a human-in-the-loop review gate — direct delivery of P&amp;E Q2 OKR KR3, saving an estimated ~6 hrs/week of manual work across the team.</w:t>
+      </w:r>
+    </w:p>
+    <w:p>
+      <w:pPr>
+        <w:pStyle w:val="ListParagraph"/>
+        <w:numPr>
+          <w:ilvl w:val="0"/>
+          <w:numId w:val="2"/>
+        </w:numPr>
+        <w:spacing w:after="50" w:line="252"/>
+      </w:pPr>
+      <w:r>
+        <w:rPr>
+          <w:rFonts w:ascii="Calibri" w:cs="Calibri" w:eastAsia="Calibri" w:hAnsi="Calibri"/>
+          <w:sz w:val="20"/>
+          <w:szCs w:val="20"/>
+        </w:rPr>
+        <w:t xml:space="preserve">Built an end-to-end RevOps automation pipeline (11 Zapier workflows, 10 product-specific intake forms, central Tables database) turning a Salesforce “Closed Won” trigger into auto-created Jira tickets, personalized client intake emails, and routed Slack notifications — eliminating 7 manual handoff steps (~3 hrs per deal).</w:t>
       </w:r>
     </w:p>
     <w:p>
@@ -567,7 +567,7 @@
           <w:sz w:val="20"/>
           <w:szCs w:val="20"/>
         </w:rPr>
-        <w:t xml:space="preserve">Drove 0-to-1 product discovery and delivery of The Block's first sponsored-microcourse B2B revenue vertical (Polymarket × Campus): authored the PRD v1→v3, shipped the 5-component build, and productized the partnership into a repeatable go-to-market motion for the revenue team [worth ~$Xk].</w:t>
+        <w:t xml:space="preserve">Drove 0-to-1 product discovery and delivery of The Block's first sponsored-microcourse B2B revenue vertical (Polymarket × Campus): authored the PRD v1→v3, shipped the 5-component build, and productized a five-figure sponsored partnership into a repeatable go-to-market motion for the revenue team.</w:t>
       </w:r>
     </w:p>
     <w:p>
